--- a/DSA210_Proposal Yasin Berkay Narin.docx
+++ b/DSA210_Proposal Yasin Berkay Narin.docx
@@ -60,134 +60,56 @@
       </w:r>
       <w:proofErr w:type="spellStart"/>
       <w:r>
-        <w:t>In</w:t>
-      </w:r>
-      <w:proofErr w:type="spellEnd"/>
-      <w:r>
-        <w:t xml:space="preserve"> </w:t>
-      </w:r>
-      <w:proofErr w:type="spellStart"/>
-      <w:r>
-        <w:t>football</w:t>
-      </w:r>
-      <w:proofErr w:type="spellEnd"/>
-      <w:r>
-        <w:t xml:space="preserve">, </w:t>
-      </w:r>
-      <w:proofErr w:type="spellStart"/>
-      <w:r>
-        <w:t>which</w:t>
-      </w:r>
-      <w:proofErr w:type="spellEnd"/>
-      <w:r>
-        <w:t xml:space="preserve"> </w:t>
-      </w:r>
-      <w:proofErr w:type="spellStart"/>
-      <w:r>
-        <w:t>matters</w:t>
-      </w:r>
-      <w:proofErr w:type="spellEnd"/>
-      <w:r>
-        <w:t xml:space="preserve"> </w:t>
-      </w:r>
-      <w:proofErr w:type="spellStart"/>
-      <w:r>
-        <w:t>more</w:t>
-      </w:r>
-      <w:proofErr w:type="spellEnd"/>
-      <w:r>
-        <w:t xml:space="preserve"> </w:t>
-      </w:r>
-      <w:proofErr w:type="spellStart"/>
-      <w:r>
-        <w:t>for</w:t>
-      </w:r>
-      <w:proofErr w:type="spellEnd"/>
-      <w:r>
-        <w:t xml:space="preserve"> </w:t>
-      </w:r>
-      <w:proofErr w:type="spellStart"/>
-      <w:r>
-        <w:t>success</w:t>
-      </w:r>
-      <w:proofErr w:type="spellEnd"/>
-      <w:r>
-        <w:t xml:space="preserve">: </w:t>
-      </w:r>
-      <w:proofErr w:type="spellStart"/>
-      <w:r>
-        <w:t>technical</w:t>
-      </w:r>
-      <w:proofErr w:type="spellEnd"/>
-      <w:r>
-        <w:t xml:space="preserve"> </w:t>
-      </w:r>
-      <w:proofErr w:type="spellStart"/>
-      <w:r>
-        <w:t>quality</w:t>
-      </w:r>
-      <w:proofErr w:type="spellEnd"/>
-      <w:r>
-        <w:t xml:space="preserve"> </w:t>
-      </w:r>
-      <w:proofErr w:type="spellStart"/>
-      <w:r>
-        <w:t>or</w:t>
-      </w:r>
-      <w:proofErr w:type="spellEnd"/>
-      <w:r>
-        <w:t xml:space="preserve"> </w:t>
-      </w:r>
-      <w:proofErr w:type="spellStart"/>
-      <w:r>
-        <w:t>physical</w:t>
-      </w:r>
-      <w:proofErr w:type="spellEnd"/>
-      <w:r>
-        <w:t xml:space="preserve"> </w:t>
-      </w:r>
-      <w:proofErr w:type="spellStart"/>
-      <w:r>
-        <w:t>quality</w:t>
-      </w:r>
-      <w:proofErr w:type="spellEnd"/>
-      <w:r>
-        <w:t xml:space="preserve"> in </w:t>
-      </w:r>
-      <w:proofErr w:type="spellStart"/>
-      <w:r>
-        <w:t>the</w:t>
-      </w:r>
-      <w:proofErr w:type="spellEnd"/>
-      <w:r>
-        <w:t xml:space="preserve"> </w:t>
-      </w:r>
-      <w:proofErr w:type="spellStart"/>
-      <w:r>
-        <w:t>Premier</w:t>
-      </w:r>
-      <w:proofErr w:type="spellEnd"/>
-      <w:r>
-        <w:t xml:space="preserve"> </w:t>
-      </w:r>
-      <w:proofErr w:type="spellStart"/>
-      <w:r>
-        <w:t>League</w:t>
-      </w:r>
-      <w:proofErr w:type="spellEnd"/>
-      <w:r>
-        <w:t xml:space="preserve"> (2020–202</w:t>
-      </w:r>
-      <w:r>
-        <w:t>5</w:t>
-      </w:r>
-      <w:r>
-        <w:t>)</w:t>
+        <w:t>Which</w:t>
+      </w:r>
+      <w:proofErr w:type="spellEnd"/>
+      <w:r>
+        <w:t xml:space="preserve"> Musical </w:t>
+      </w:r>
+      <w:proofErr w:type="spellStart"/>
+      <w:r>
+        <w:t>Attributes</w:t>
+      </w:r>
+      <w:proofErr w:type="spellEnd"/>
+      <w:r>
+        <w:t xml:space="preserve"> </w:t>
+      </w:r>
+      <w:proofErr w:type="spellStart"/>
+      <w:r>
+        <w:t>Significantly</w:t>
+      </w:r>
+      <w:proofErr w:type="spellEnd"/>
+      <w:r>
+        <w:t xml:space="preserve"> </w:t>
+      </w:r>
+      <w:proofErr w:type="spellStart"/>
+      <w:r>
+        <w:t>Influence</w:t>
+      </w:r>
+      <w:proofErr w:type="spellEnd"/>
+      <w:r>
+        <w:t xml:space="preserve"> </w:t>
+      </w:r>
+      <w:proofErr w:type="spellStart"/>
+      <w:r>
+        <w:t>Song</w:t>
+      </w:r>
+      <w:proofErr w:type="spellEnd"/>
+      <w:r>
+        <w:t xml:space="preserve"> </w:t>
+      </w:r>
+      <w:proofErr w:type="spellStart"/>
+      <w:r>
+        <w:t>Popularity</w:t>
+      </w:r>
+      <w:proofErr w:type="spellEnd"/>
+      <w:r>
+        <w:t xml:space="preserve"> on Spotify?</w:t>
       </w:r>
     </w:p>
     <w:p>
       <w:pPr>
-        <w:spacing w:after="240"/>
+        <w:spacing w:after="160"/>
       </w:pPr>
       <w:proofErr w:type="spellStart"/>
       <w:r>
@@ -207,7 +129,55 @@
       </w:r>
       <w:proofErr w:type="spellStart"/>
       <w:r>
-        <w:t>analyzes</w:t>
+        <w:t>aims</w:t>
+      </w:r>
+      <w:proofErr w:type="spellEnd"/>
+      <w:r>
+        <w:t xml:space="preserve"> </w:t>
+      </w:r>
+      <w:proofErr w:type="spellStart"/>
+      <w:r>
+        <w:t>to</w:t>
+      </w:r>
+      <w:proofErr w:type="spellEnd"/>
+      <w:r>
+        <w:t xml:space="preserve"> </w:t>
+      </w:r>
+      <w:proofErr w:type="spellStart"/>
+      <w:r>
+        <w:t>analyze</w:t>
+      </w:r>
+      <w:proofErr w:type="spellEnd"/>
+      <w:r>
+        <w:t xml:space="preserve"> Spotify </w:t>
+      </w:r>
+      <w:proofErr w:type="spellStart"/>
+      <w:r>
+        <w:t>song</w:t>
+      </w:r>
+      <w:proofErr w:type="spellEnd"/>
+      <w:r>
+        <w:t xml:space="preserve"> </w:t>
+      </w:r>
+      <w:proofErr w:type="gramStart"/>
+      <w:r>
+        <w:t>data</w:t>
+      </w:r>
+      <w:proofErr w:type="gramEnd"/>
+      <w:r>
+        <w:t xml:space="preserve"> </w:t>
+      </w:r>
+      <w:proofErr w:type="spellStart"/>
+      <w:r>
+        <w:t>and</w:t>
+      </w:r>
+      <w:proofErr w:type="spellEnd"/>
+      <w:r>
+        <w:t xml:space="preserve"> </w:t>
+      </w:r>
+      <w:proofErr w:type="spellStart"/>
+      <w:r>
+        <w:t>examine</w:t>
       </w:r>
       <w:proofErr w:type="spellEnd"/>
       <w:r>
@@ -215,47 +185,31 @@
       </w:r>
       <w:proofErr w:type="spellStart"/>
       <w:r>
-        <w:t>the</w:t>
-      </w:r>
-      <w:proofErr w:type="spellEnd"/>
-      <w:r>
-        <w:t xml:space="preserve"> </w:t>
-      </w:r>
-      <w:proofErr w:type="spellStart"/>
-      <w:r>
-        <w:t>balance</w:t>
-      </w:r>
-      <w:proofErr w:type="spellEnd"/>
-      <w:r>
-        <w:t xml:space="preserve"> </w:t>
-      </w:r>
-      <w:proofErr w:type="spellStart"/>
-      <w:r>
-        <w:t>between</w:t>
-      </w:r>
-      <w:proofErr w:type="spellEnd"/>
-      <w:r>
-        <w:t xml:space="preserve"> </w:t>
-      </w:r>
-      <w:proofErr w:type="spellStart"/>
-      <w:r>
-        <w:t>physical</w:t>
-      </w:r>
-      <w:proofErr w:type="spellEnd"/>
-      <w:r>
-        <w:t xml:space="preserve"> </w:t>
-      </w:r>
-      <w:proofErr w:type="spellStart"/>
-      <w:r>
-        <w:t>metrics</w:t>
-      </w:r>
-      <w:proofErr w:type="spellEnd"/>
-      <w:r>
-        <w:t xml:space="preserve"> (</w:t>
-      </w:r>
-      <w:proofErr w:type="spellStart"/>
-      <w:r>
-        <w:t>pressing</w:t>
+        <w:t>audio</w:t>
+      </w:r>
+      <w:proofErr w:type="spellEnd"/>
+      <w:r>
+        <w:t xml:space="preserve"> </w:t>
+      </w:r>
+      <w:proofErr w:type="spellStart"/>
+      <w:r>
+        <w:t>features</w:t>
+      </w:r>
+      <w:proofErr w:type="spellEnd"/>
+      <w:r>
+        <w:t xml:space="preserve"> </w:t>
+      </w:r>
+      <w:proofErr w:type="spellStart"/>
+      <w:r>
+        <w:t>such</w:t>
+      </w:r>
+      <w:proofErr w:type="spellEnd"/>
+      <w:r>
+        <w:t xml:space="preserve"> as </w:t>
+      </w:r>
+      <w:proofErr w:type="spellStart"/>
+      <w:r>
+        <w:t>danceability</w:t>
       </w:r>
       <w:proofErr w:type="spellEnd"/>
       <w:r>
@@ -263,7 +217,7 @@
       </w:r>
       <w:proofErr w:type="spellStart"/>
       <w:r>
-        <w:t>tackles</w:t>
+        <w:t>energy</w:t>
       </w:r>
       <w:proofErr w:type="spellEnd"/>
       <w:r>
@@ -271,19 +225,11 @@
       </w:r>
       <w:proofErr w:type="spellStart"/>
       <w:r>
-        <w:t>aerial</w:t>
-      </w:r>
-      <w:proofErr w:type="spellEnd"/>
-      <w:r>
-        <w:t xml:space="preserve"> </w:t>
-      </w:r>
-      <w:proofErr w:type="spellStart"/>
-      <w:r>
-        <w:t>duels</w:t>
-      </w:r>
-      <w:proofErr w:type="spellEnd"/>
-      <w:r>
-        <w:t xml:space="preserve">) </w:t>
+        <w:t>loudness</w:t>
+      </w:r>
+      <w:proofErr w:type="spellEnd"/>
+      <w:r>
+        <w:t xml:space="preserve">, valence, </w:t>
       </w:r>
       <w:proofErr w:type="spellStart"/>
       <w:r>
@@ -295,31 +241,111 @@
       </w:r>
       <w:proofErr w:type="spellStart"/>
       <w:r>
-        <w:t>technical</w:t>
-      </w:r>
-      <w:proofErr w:type="spellEnd"/>
-      <w:r>
-        <w:t xml:space="preserve"> </w:t>
-      </w:r>
-      <w:proofErr w:type="spellStart"/>
-      <w:r>
-        <w:t>metrics</w:t>
-      </w:r>
-      <w:proofErr w:type="spellEnd"/>
-      <w:r>
-        <w:t xml:space="preserve"> (</w:t>
-      </w:r>
-      <w:proofErr w:type="spellStart"/>
-      <w:r>
-        <w:t>progressive</w:t>
-      </w:r>
-      <w:proofErr w:type="spellEnd"/>
-      <w:r>
-        <w:t xml:space="preserve"> </w:t>
-      </w:r>
-      <w:proofErr w:type="spellStart"/>
-      <w:r>
-        <w:t>passes</w:t>
+        <w:t>explicit</w:t>
+      </w:r>
+      <w:proofErr w:type="spellEnd"/>
+      <w:r>
+        <w:t xml:space="preserve"> </w:t>
+      </w:r>
+      <w:proofErr w:type="spellStart"/>
+      <w:r>
+        <w:t>content</w:t>
+      </w:r>
+      <w:proofErr w:type="spellEnd"/>
+      <w:r>
+        <w:t xml:space="preserve"> </w:t>
+      </w:r>
+      <w:proofErr w:type="spellStart"/>
+      <w:r>
+        <w:t>relate</w:t>
+      </w:r>
+      <w:proofErr w:type="spellEnd"/>
+      <w:r>
+        <w:t xml:space="preserve"> </w:t>
+      </w:r>
+      <w:proofErr w:type="spellStart"/>
+      <w:r>
+        <w:t>to</w:t>
+      </w:r>
+      <w:proofErr w:type="spellEnd"/>
+      <w:r>
+        <w:t xml:space="preserve"> </w:t>
+      </w:r>
+      <w:proofErr w:type="spellStart"/>
+      <w:r>
+        <w:t>song</w:t>
+      </w:r>
+      <w:proofErr w:type="spellEnd"/>
+      <w:r>
+        <w:t xml:space="preserve"> </w:t>
+      </w:r>
+      <w:proofErr w:type="spellStart"/>
+      <w:r>
+        <w:t>popularity</w:t>
+      </w:r>
+      <w:proofErr w:type="spellEnd"/>
+      <w:r>
+        <w:t xml:space="preserve">. </w:t>
+      </w:r>
+      <w:proofErr w:type="spellStart"/>
+      <w:r>
+        <w:t>Understanding</w:t>
+      </w:r>
+      <w:proofErr w:type="spellEnd"/>
+      <w:r>
+        <w:t xml:space="preserve"> </w:t>
+      </w:r>
+      <w:proofErr w:type="spellStart"/>
+      <w:r>
+        <w:t>these</w:t>
+      </w:r>
+      <w:proofErr w:type="spellEnd"/>
+      <w:r>
+        <w:t xml:space="preserve"> </w:t>
+      </w:r>
+      <w:proofErr w:type="spellStart"/>
+      <w:r>
+        <w:t>relationships</w:t>
+      </w:r>
+      <w:proofErr w:type="spellEnd"/>
+      <w:r>
+        <w:t xml:space="preserve"> can </w:t>
+      </w:r>
+      <w:proofErr w:type="spellStart"/>
+      <w:r>
+        <w:t>provide</w:t>
+      </w:r>
+      <w:proofErr w:type="spellEnd"/>
+      <w:r>
+        <w:t xml:space="preserve"> </w:t>
+      </w:r>
+      <w:proofErr w:type="spellStart"/>
+      <w:r>
+        <w:t>valuable</w:t>
+      </w:r>
+      <w:proofErr w:type="spellEnd"/>
+      <w:r>
+        <w:t xml:space="preserve"> </w:t>
+      </w:r>
+      <w:proofErr w:type="spellStart"/>
+      <w:r>
+        <w:t>insights</w:t>
+      </w:r>
+      <w:proofErr w:type="spellEnd"/>
+      <w:r>
+        <w:t xml:space="preserve"> </w:t>
+      </w:r>
+      <w:proofErr w:type="spellStart"/>
+      <w:r>
+        <w:t>for</w:t>
+      </w:r>
+      <w:proofErr w:type="spellEnd"/>
+      <w:r>
+        <w:t xml:space="preserve"> </w:t>
+      </w:r>
+      <w:proofErr w:type="spellStart"/>
+      <w:r>
+        <w:t>artists</w:t>
       </w:r>
       <w:proofErr w:type="spellEnd"/>
       <w:r>
@@ -327,15 +353,7 @@
       </w:r>
       <w:proofErr w:type="spellStart"/>
       <w:r>
-        <w:t>shot-creating</w:t>
-      </w:r>
-      <w:proofErr w:type="spellEnd"/>
-      <w:r>
-        <w:t xml:space="preserve"> </w:t>
-      </w:r>
-      <w:proofErr w:type="spellStart"/>
-      <w:r>
-        <w:t>actions</w:t>
+        <w:t>producers</w:t>
       </w:r>
       <w:proofErr w:type="spellEnd"/>
       <w:r>
@@ -343,90 +361,6 @@
       </w:r>
       <w:proofErr w:type="spellStart"/>
       <w:r>
-        <w:t>xG</w:t>
-      </w:r>
-      <w:proofErr w:type="spellEnd"/>
-      <w:r>
-        <w:t xml:space="preserve">, </w:t>
-      </w:r>
-      <w:proofErr w:type="spellStart"/>
-      <w:r>
-        <w:t>dribbles</w:t>
-      </w:r>
-      <w:proofErr w:type="spellEnd"/>
-      <w:r>
-        <w:t xml:space="preserve">) has </w:t>
-      </w:r>
-      <w:proofErr w:type="spellStart"/>
-      <w:r>
-        <w:t>evolved</w:t>
-      </w:r>
-      <w:proofErr w:type="spellEnd"/>
-      <w:r>
-        <w:t xml:space="preserve"> </w:t>
-      </w:r>
-      <w:proofErr w:type="spellStart"/>
-      <w:r>
-        <w:t>across</w:t>
-      </w:r>
-      <w:proofErr w:type="spellEnd"/>
-      <w:r>
-        <w:t xml:space="preserve"> </w:t>
-      </w:r>
-      <w:proofErr w:type="spellStart"/>
-      <w:r>
-        <w:t>Premier</w:t>
-      </w:r>
-      <w:proofErr w:type="spellEnd"/>
-      <w:r>
-        <w:t xml:space="preserve"> </w:t>
-      </w:r>
-      <w:proofErr w:type="spellStart"/>
-      <w:r>
-        <w:t>League</w:t>
-      </w:r>
-      <w:proofErr w:type="spellEnd"/>
-      <w:r>
-        <w:t xml:space="preserve"> </w:t>
-      </w:r>
-      <w:proofErr w:type="spellStart"/>
-      <w:r>
-        <w:t>seasons</w:t>
-      </w:r>
-      <w:proofErr w:type="spellEnd"/>
-      <w:r>
-        <w:t xml:space="preserve"> </w:t>
-      </w:r>
-      <w:proofErr w:type="spellStart"/>
-      <w:r>
-        <w:t>from</w:t>
-      </w:r>
-      <w:proofErr w:type="spellEnd"/>
-      <w:r>
-        <w:t xml:space="preserve"> 2020–21 </w:t>
-      </w:r>
-      <w:proofErr w:type="spellStart"/>
-      <w:r>
-        <w:t>to</w:t>
-      </w:r>
-      <w:proofErr w:type="spellEnd"/>
-      <w:r>
-        <w:t xml:space="preserve"> 202</w:t>
-      </w:r>
-      <w:r>
-        <w:t>4</w:t>
-      </w:r>
-      <w:r>
-        <w:t>–2</w:t>
-      </w:r>
-      <w:r>
-        <w:t>5</w:t>
-      </w:r>
-      <w:r>
-        <w:t xml:space="preserve">, </w:t>
-      </w:r>
-      <w:proofErr w:type="spellStart"/>
-      <w:r>
         <w:t>and</w:t>
       </w:r>
       <w:proofErr w:type="spellEnd"/>
@@ -434,61 +368,18 @@
         <w:t xml:space="preserve"> </w:t>
       </w:r>
       <w:proofErr w:type="spellStart"/>
-      <w:r>
-        <w:t>whether</w:t>
-      </w:r>
-      <w:proofErr w:type="spellEnd"/>
-      <w:r>
-        <w:t xml:space="preserve"> </w:t>
-      </w:r>
-      <w:proofErr w:type="spellStart"/>
-      <w:r>
-        <w:t>this</w:t>
-      </w:r>
-      <w:proofErr w:type="spellEnd"/>
-      <w:r>
-        <w:t xml:space="preserve"> </w:t>
-      </w:r>
-      <w:proofErr w:type="spellStart"/>
-      <w:r>
-        <w:t>shift</w:t>
-      </w:r>
-      <w:proofErr w:type="spellEnd"/>
-      <w:r>
-        <w:t xml:space="preserve"> </w:t>
-      </w:r>
-      <w:proofErr w:type="spellStart"/>
-      <w:r>
-        <w:t>correlates</w:t>
-      </w:r>
-      <w:proofErr w:type="spellEnd"/>
-      <w:r>
-        <w:t xml:space="preserve"> </w:t>
-      </w:r>
-      <w:proofErr w:type="spellStart"/>
-      <w:r>
-        <w:t>with</w:t>
-      </w:r>
-      <w:proofErr w:type="spellEnd"/>
-      <w:r>
-        <w:t xml:space="preserve"> </w:t>
-      </w:r>
-      <w:proofErr w:type="spellStart"/>
-      <w:r>
-        <w:t>team</w:t>
-      </w:r>
-      <w:proofErr w:type="spellEnd"/>
-      <w:r>
-        <w:t xml:space="preserve"> </w:t>
-      </w:r>
-      <w:proofErr w:type="spellStart"/>
-      <w:r>
-        <w:t>success</w:t>
+      <w:proofErr w:type="gramStart"/>
+      <w:r>
+        <w:t>marketers</w:t>
       </w:r>
       <w:proofErr w:type="spellEnd"/>
       <w:r>
         <w:t>.</w:t>
       </w:r>
+      <w:r>
+        <w:t>.</w:t>
+      </w:r>
+      <w:proofErr w:type="gramEnd"/>
     </w:p>
     <w:p>
       <w:pPr>
@@ -508,6 +399,376 @@
           <w:bCs/>
         </w:rPr>
         <w:t>Sources</w:t>
+      </w:r>
+      <w:proofErr w:type="spellEnd"/>
+      <w:r>
+        <w:rPr>
+          <w:b/>
+          <w:bCs/>
+        </w:rPr>
+        <w:t xml:space="preserve"> </w:t>
+      </w:r>
+    </w:p>
+    <w:p>
+      <w:pPr>
+        <w:pStyle w:val="ListeParagraf"/>
+        <w:numPr>
+          <w:ilvl w:val="0"/>
+          <w:numId w:val="2"/>
+        </w:numPr>
+        <w:spacing w:after="100"/>
+      </w:pPr>
+      <w:r>
+        <w:rPr>
+          <w:b/>
+          <w:bCs/>
+        </w:rPr>
+        <w:t xml:space="preserve"> </w:t>
+      </w:r>
+      <w:proofErr w:type="spellStart"/>
+      <w:r>
+        <w:rPr>
+          <w:b/>
+          <w:bCs/>
+        </w:rPr>
+        <w:t>Kaggle</w:t>
+      </w:r>
+      <w:proofErr w:type="spellEnd"/>
+      <w:r>
+        <w:rPr>
+          <w:b/>
+          <w:bCs/>
+        </w:rPr>
+        <w:t xml:space="preserve"> </w:t>
+      </w:r>
+      <w:proofErr w:type="spellStart"/>
+      <w:r>
+        <w:rPr>
+          <w:b/>
+          <w:bCs/>
+        </w:rPr>
+        <w:t>open</w:t>
+      </w:r>
+      <w:proofErr w:type="spellEnd"/>
+      <w:r>
+        <w:rPr>
+          <w:b/>
+          <w:bCs/>
+        </w:rPr>
+        <w:t xml:space="preserve"> Data:</w:t>
+      </w:r>
+      <w:r>
+        <w:t xml:space="preserve"> </w:t>
+      </w:r>
+      <w:r>
+        <w:t xml:space="preserve">Spotify </w:t>
+      </w:r>
+      <w:proofErr w:type="spellStart"/>
+      <w:r>
+        <w:t>songs</w:t>
+      </w:r>
+      <w:proofErr w:type="spellEnd"/>
+      <w:r>
+        <w:t xml:space="preserve"> </w:t>
+      </w:r>
+      <w:proofErr w:type="spellStart"/>
+      <w:r>
+        <w:t>dataset</w:t>
+      </w:r>
+      <w:proofErr w:type="spellEnd"/>
+      <w:r>
+        <w:t xml:space="preserve"> </w:t>
+      </w:r>
+      <w:proofErr w:type="spellStart"/>
+      <w:r>
+        <w:t>containing</w:t>
+      </w:r>
+      <w:proofErr w:type="spellEnd"/>
+      <w:r>
+        <w:t xml:space="preserve"> </w:t>
+      </w:r>
+      <w:proofErr w:type="spellStart"/>
+      <w:r>
+        <w:t>audio</w:t>
+      </w:r>
+      <w:proofErr w:type="spellEnd"/>
+      <w:r>
+        <w:t xml:space="preserve"> </w:t>
+      </w:r>
+      <w:proofErr w:type="spellStart"/>
+      <w:r>
+        <w:t>features</w:t>
+      </w:r>
+      <w:proofErr w:type="spellEnd"/>
+      <w:r>
+        <w:t xml:space="preserve"> </w:t>
+      </w:r>
+      <w:proofErr w:type="spellStart"/>
+      <w:r>
+        <w:t>such</w:t>
+      </w:r>
+      <w:proofErr w:type="spellEnd"/>
+      <w:r>
+        <w:t xml:space="preserve"> as </w:t>
+      </w:r>
+      <w:proofErr w:type="spellStart"/>
+      <w:r>
+        <w:t>danceability</w:t>
+      </w:r>
+      <w:proofErr w:type="spellEnd"/>
+      <w:r>
+        <w:t xml:space="preserve">, </w:t>
+      </w:r>
+      <w:proofErr w:type="spellStart"/>
+      <w:r>
+        <w:t>energy</w:t>
+      </w:r>
+      <w:proofErr w:type="spellEnd"/>
+      <w:r>
+        <w:t xml:space="preserve">, valence, </w:t>
+      </w:r>
+      <w:proofErr w:type="spellStart"/>
+      <w:r>
+        <w:t>loudness</w:t>
+      </w:r>
+      <w:proofErr w:type="spellEnd"/>
+      <w:r>
+        <w:t xml:space="preserve">, tempo, </w:t>
+      </w:r>
+      <w:proofErr w:type="spellStart"/>
+      <w:r>
+        <w:t>and</w:t>
+      </w:r>
+      <w:proofErr w:type="spellEnd"/>
+      <w:r>
+        <w:t xml:space="preserve"> </w:t>
+      </w:r>
+      <w:proofErr w:type="spellStart"/>
+      <w:r>
+        <w:t>popularity</w:t>
+      </w:r>
+      <w:proofErr w:type="spellEnd"/>
+      <w:r>
+        <w:t>.</w:t>
+      </w:r>
+    </w:p>
+    <w:p>
+      <w:pPr>
+        <w:pStyle w:val="ListeParagraf"/>
+        <w:numPr>
+          <w:ilvl w:val="0"/>
+          <w:numId w:val="2"/>
+        </w:numPr>
+        <w:spacing w:after="120"/>
+      </w:pPr>
+      <w:proofErr w:type="spellStart"/>
+      <w:r>
+        <w:rPr>
+          <w:b/>
+          <w:bCs/>
+        </w:rPr>
+        <w:t>External</w:t>
+      </w:r>
+      <w:proofErr w:type="spellEnd"/>
+      <w:r>
+        <w:rPr>
+          <w:b/>
+          <w:bCs/>
+        </w:rPr>
+        <w:t xml:space="preserve"> </w:t>
+      </w:r>
+      <w:proofErr w:type="spellStart"/>
+      <w:r>
+        <w:rPr>
+          <w:b/>
+          <w:bCs/>
+        </w:rPr>
+        <w:t>Enrichment</w:t>
+      </w:r>
+      <w:proofErr w:type="spellEnd"/>
+      <w:r>
+        <w:rPr>
+          <w:b/>
+          <w:bCs/>
+        </w:rPr>
+        <w:t xml:space="preserve"> Data</w:t>
+      </w:r>
+      <w:r>
+        <w:t xml:space="preserve">: Top </w:t>
+      </w:r>
+      <w:proofErr w:type="spellStart"/>
+      <w:r>
+        <w:t>Artists</w:t>
+      </w:r>
+      <w:proofErr w:type="spellEnd"/>
+      <w:r>
+        <w:t xml:space="preserve"> </w:t>
+      </w:r>
+      <w:proofErr w:type="spellStart"/>
+      <w:r>
+        <w:t>dataset</w:t>
+      </w:r>
+      <w:proofErr w:type="spellEnd"/>
+      <w:r>
+        <w:t xml:space="preserve"> </w:t>
+      </w:r>
+      <w:proofErr w:type="spellStart"/>
+      <w:r>
+        <w:t>used</w:t>
+      </w:r>
+      <w:proofErr w:type="spellEnd"/>
+      <w:r>
+        <w:t xml:space="preserve"> </w:t>
+      </w:r>
+      <w:proofErr w:type="spellStart"/>
+      <w:r>
+        <w:t>to</w:t>
+      </w:r>
+      <w:proofErr w:type="spellEnd"/>
+      <w:r>
+        <w:t xml:space="preserve"> </w:t>
+      </w:r>
+      <w:proofErr w:type="spellStart"/>
+      <w:r>
+        <w:t>enrich</w:t>
+      </w:r>
+      <w:proofErr w:type="spellEnd"/>
+      <w:r>
+        <w:t xml:space="preserve"> </w:t>
+      </w:r>
+      <w:proofErr w:type="spellStart"/>
+      <w:r>
+        <w:t>the</w:t>
+      </w:r>
+      <w:proofErr w:type="spellEnd"/>
+      <w:r>
+        <w:t xml:space="preserve"> </w:t>
+      </w:r>
+      <w:proofErr w:type="spellStart"/>
+      <w:r>
+        <w:t>original</w:t>
+      </w:r>
+      <w:proofErr w:type="spellEnd"/>
+      <w:r>
+        <w:t xml:space="preserve"> </w:t>
+      </w:r>
+      <w:proofErr w:type="gramStart"/>
+      <w:r>
+        <w:t>data</w:t>
+      </w:r>
+      <w:proofErr w:type="gramEnd"/>
+      <w:r>
+        <w:t xml:space="preserve"> </w:t>
+      </w:r>
+      <w:proofErr w:type="spellStart"/>
+      <w:r>
+        <w:t>with</w:t>
+      </w:r>
+      <w:proofErr w:type="spellEnd"/>
+      <w:r>
+        <w:t xml:space="preserve"> artist-</w:t>
+      </w:r>
+      <w:proofErr w:type="spellStart"/>
+      <w:r>
+        <w:t>level</w:t>
+      </w:r>
+      <w:proofErr w:type="spellEnd"/>
+      <w:r>
+        <w:t xml:space="preserve"> </w:t>
+      </w:r>
+      <w:proofErr w:type="spellStart"/>
+      <w:r>
+        <w:t>variables</w:t>
+      </w:r>
+      <w:proofErr w:type="spellEnd"/>
+      <w:r>
+        <w:t xml:space="preserve"> </w:t>
+      </w:r>
+      <w:proofErr w:type="spellStart"/>
+      <w:r>
+        <w:t>such</w:t>
+      </w:r>
+      <w:proofErr w:type="spellEnd"/>
+      <w:r>
+        <w:t xml:space="preserve"> as </w:t>
+      </w:r>
+      <w:proofErr w:type="spellStart"/>
+      <w:r>
+        <w:t>followers</w:t>
+      </w:r>
+      <w:proofErr w:type="spellEnd"/>
+      <w:r>
+        <w:t xml:space="preserve">, </w:t>
+      </w:r>
+      <w:proofErr w:type="spellStart"/>
+      <w:r>
+        <w:t>rankings</w:t>
+      </w:r>
+      <w:proofErr w:type="spellEnd"/>
+      <w:r>
+        <w:t xml:space="preserve">, </w:t>
+      </w:r>
+      <w:proofErr w:type="spellStart"/>
+      <w:r>
+        <w:t>popularity</w:t>
+      </w:r>
+      <w:proofErr w:type="spellEnd"/>
+      <w:r>
+        <w:t xml:space="preserve">, </w:t>
+      </w:r>
+      <w:proofErr w:type="spellStart"/>
+      <w:r>
+        <w:t>and</w:t>
+      </w:r>
+      <w:proofErr w:type="spellEnd"/>
+      <w:r>
+        <w:t xml:space="preserve"> </w:t>
+      </w:r>
+      <w:proofErr w:type="spellStart"/>
+      <w:r>
+        <w:t>audience</w:t>
+      </w:r>
+      <w:proofErr w:type="spellEnd"/>
+      <w:r>
+        <w:t xml:space="preserve"> </w:t>
+      </w:r>
+      <w:proofErr w:type="spellStart"/>
+      <w:r>
+        <w:t>reach</w:t>
+      </w:r>
+      <w:proofErr w:type="spellEnd"/>
+      <w:r>
+        <w:t>.</w:t>
+      </w:r>
+    </w:p>
+    <w:p>
+      <w:pPr>
+        <w:spacing w:after="120"/>
+        <w:ind w:left="360"/>
+      </w:pPr>
+      <w:proofErr w:type="spellStart"/>
+      <w:r>
+        <w:rPr>
+          <w:b/>
+          <w:bCs/>
+        </w:rPr>
+        <w:t>Planned</w:t>
+      </w:r>
+      <w:proofErr w:type="spellEnd"/>
+      <w:r>
+        <w:rPr>
+          <w:b/>
+          <w:bCs/>
+        </w:rPr>
+        <w:t xml:space="preserve"> </w:t>
+      </w:r>
+      <w:proofErr w:type="spellStart"/>
+      <w:r>
+        <w:rPr>
+          <w:b/>
+          <w:bCs/>
+        </w:rPr>
+        <w:t>Steps</w:t>
       </w:r>
       <w:proofErr w:type="spellEnd"/>
     </w:p>
@@ -522,26 +783,22 @@
       </w:pPr>
       <w:proofErr w:type="gramStart"/>
       <w:r>
-        <w:rPr>
-          <w:b/>
-          <w:bCs/>
-        </w:rPr>
-        <w:t xml:space="preserve">FBref.com </w:t>
-      </w:r>
-      <w:r>
-        <w:t>:</w:t>
-      </w:r>
-      <w:proofErr w:type="spellStart"/>
-      <w:r>
-        <w:t>Season</w:t>
-      </w:r>
-      <w:proofErr w:type="spellEnd"/>
+        <w:t>Data</w:t>
+      </w:r>
       <w:proofErr w:type="gramEnd"/>
       <w:r>
         <w:t xml:space="preserve"> </w:t>
       </w:r>
       <w:proofErr w:type="spellStart"/>
       <w:r>
+        <w:t>cleaning</w:t>
+      </w:r>
+      <w:proofErr w:type="spellEnd"/>
+      <w:r>
+        <w:t xml:space="preserve"> </w:t>
+      </w:r>
+      <w:proofErr w:type="spellStart"/>
+      <w:r>
         <w:t>and</w:t>
       </w:r>
       <w:proofErr w:type="spellEnd"/>
@@ -550,312 +807,7 @@
       </w:r>
       <w:proofErr w:type="spellStart"/>
       <w:r>
-        <w:t>match-level</w:t>
-      </w:r>
-      <w:proofErr w:type="spellEnd"/>
-      <w:r>
-        <w:t xml:space="preserve"> </w:t>
-      </w:r>
-      <w:proofErr w:type="spellStart"/>
-      <w:r>
-        <w:t>statistics</w:t>
-      </w:r>
-      <w:proofErr w:type="spellEnd"/>
-      <w:r>
-        <w:t xml:space="preserve"> </w:t>
-      </w:r>
-      <w:proofErr w:type="spellStart"/>
-      <w:r>
-        <w:t>for</w:t>
-      </w:r>
-      <w:proofErr w:type="spellEnd"/>
-      <w:r>
-        <w:t xml:space="preserve"> </w:t>
-      </w:r>
-      <w:proofErr w:type="spellStart"/>
-      <w:r>
-        <w:t>all</w:t>
-      </w:r>
-      <w:proofErr w:type="spellEnd"/>
-      <w:r>
-        <w:t xml:space="preserve"> 20 </w:t>
-      </w:r>
-      <w:proofErr w:type="spellStart"/>
-      <w:r>
-        <w:t>Premier</w:t>
-      </w:r>
-      <w:proofErr w:type="spellEnd"/>
-      <w:r>
-        <w:t xml:space="preserve"> </w:t>
-      </w:r>
-      <w:proofErr w:type="spellStart"/>
-      <w:r>
-        <w:t>League</w:t>
-      </w:r>
-      <w:proofErr w:type="spellEnd"/>
-      <w:r>
-        <w:t xml:space="preserve"> </w:t>
-      </w:r>
-      <w:proofErr w:type="spellStart"/>
-      <w:r>
-        <w:t>teams</w:t>
-      </w:r>
-      <w:proofErr w:type="spellEnd"/>
-      <w:r>
-        <w:t xml:space="preserve"> </w:t>
-      </w:r>
-      <w:proofErr w:type="spellStart"/>
-      <w:r>
-        <w:t>across</w:t>
-      </w:r>
-      <w:proofErr w:type="spellEnd"/>
-      <w:r>
-        <w:t xml:space="preserve"> 4 </w:t>
-      </w:r>
-      <w:proofErr w:type="spellStart"/>
-      <w:r>
-        <w:t>seasons</w:t>
-      </w:r>
-      <w:proofErr w:type="spellEnd"/>
-      <w:r>
-        <w:t xml:space="preserve">. ~1,520 </w:t>
-      </w:r>
-      <w:proofErr w:type="spellStart"/>
-      <w:r>
-        <w:t>match</w:t>
-      </w:r>
-      <w:proofErr w:type="spellEnd"/>
-      <w:r>
-        <w:t xml:space="preserve"> </w:t>
-      </w:r>
-      <w:proofErr w:type="spellStart"/>
-      <w:r>
-        <w:t>observations</w:t>
-      </w:r>
-      <w:proofErr w:type="spellEnd"/>
-      <w:r>
-        <w:t>.</w:t>
-      </w:r>
-    </w:p>
-    <w:p>
-      <w:pPr>
-        <w:pStyle w:val="ListeParagraf"/>
-        <w:numPr>
-          <w:ilvl w:val="0"/>
-          <w:numId w:val="2"/>
-        </w:numPr>
-        <w:spacing w:after="240"/>
-      </w:pPr>
-      <w:proofErr w:type="spellStart"/>
-      <w:r>
-        <w:rPr>
-          <w:b/>
-          <w:bCs/>
-        </w:rPr>
-        <w:t>Kaggle</w:t>
-      </w:r>
-      <w:proofErr w:type="spellEnd"/>
-      <w:r>
-        <w:rPr>
-          <w:b/>
-          <w:bCs/>
-        </w:rPr>
-        <w:t xml:space="preserve"> </w:t>
-      </w:r>
-      <w:proofErr w:type="spellStart"/>
-      <w:r>
-        <w:rPr>
-          <w:b/>
-          <w:bCs/>
-        </w:rPr>
-        <w:t>o</w:t>
-      </w:r>
-      <w:r>
-        <w:rPr>
-          <w:b/>
-          <w:bCs/>
-        </w:rPr>
-        <w:t>pen</w:t>
-      </w:r>
-      <w:proofErr w:type="spellEnd"/>
-      <w:r>
-        <w:rPr>
-          <w:b/>
-          <w:bCs/>
-        </w:rPr>
-        <w:t xml:space="preserve"> Data</w:t>
-      </w:r>
-      <w:r>
-        <w:rPr>
-          <w:b/>
-          <w:bCs/>
-        </w:rPr>
-        <w:t xml:space="preserve">: </w:t>
-      </w:r>
-      <w:proofErr w:type="spellStart"/>
-      <w:r>
-        <w:t>Event-level</w:t>
-      </w:r>
-      <w:proofErr w:type="spellEnd"/>
-      <w:r>
-        <w:t xml:space="preserve"> </w:t>
-      </w:r>
-      <w:proofErr w:type="gramStart"/>
-      <w:r>
-        <w:t>data</w:t>
-      </w:r>
-      <w:proofErr w:type="gramEnd"/>
-      <w:r>
-        <w:t xml:space="preserve"> </w:t>
-      </w:r>
-      <w:proofErr w:type="spellStart"/>
-      <w:r>
-        <w:t>used</w:t>
-      </w:r>
-      <w:proofErr w:type="spellEnd"/>
-      <w:r>
-        <w:t xml:space="preserve"> </w:t>
-      </w:r>
-      <w:proofErr w:type="spellStart"/>
-      <w:r>
-        <w:t>to</w:t>
-      </w:r>
-      <w:proofErr w:type="spellEnd"/>
-      <w:r>
-        <w:t xml:space="preserve"> </w:t>
-      </w:r>
-      <w:proofErr w:type="spellStart"/>
-      <w:r>
-        <w:t>enrich</w:t>
-      </w:r>
-      <w:proofErr w:type="spellEnd"/>
-      <w:r>
-        <w:t xml:space="preserve"> </w:t>
-      </w:r>
-      <w:proofErr w:type="spellStart"/>
-      <w:r>
-        <w:t>FBref</w:t>
-      </w:r>
-      <w:proofErr w:type="spellEnd"/>
-      <w:r>
-        <w:t xml:space="preserve"> </w:t>
-      </w:r>
-      <w:proofErr w:type="spellStart"/>
-      <w:r>
-        <w:t>aggregates</w:t>
-      </w:r>
-      <w:proofErr w:type="spellEnd"/>
-      <w:r>
-        <w:t xml:space="preserve"> </w:t>
-      </w:r>
-      <w:proofErr w:type="spellStart"/>
-      <w:r>
-        <w:t>with</w:t>
-      </w:r>
-      <w:proofErr w:type="spellEnd"/>
-      <w:r>
-        <w:t xml:space="preserve"> </w:t>
-      </w:r>
-      <w:proofErr w:type="spellStart"/>
-      <w:r>
-        <w:t>granular</w:t>
-      </w:r>
-      <w:proofErr w:type="spellEnd"/>
-      <w:r>
-        <w:t xml:space="preserve"> </w:t>
-      </w:r>
-      <w:proofErr w:type="spellStart"/>
-      <w:r>
-        <w:t>features</w:t>
-      </w:r>
-      <w:proofErr w:type="spellEnd"/>
-      <w:r>
-        <w:t xml:space="preserve"> </w:t>
-      </w:r>
-      <w:proofErr w:type="spellStart"/>
-      <w:r>
-        <w:t>such</w:t>
-      </w:r>
-      <w:proofErr w:type="spellEnd"/>
-      <w:r>
-        <w:t xml:space="preserve"> as </w:t>
-      </w:r>
-      <w:proofErr w:type="spellStart"/>
-      <w:r>
-        <w:t>pressure</w:t>
-      </w:r>
-      <w:proofErr w:type="spellEnd"/>
-      <w:r>
-        <w:t xml:space="preserve"> </w:t>
-      </w:r>
-      <w:proofErr w:type="spellStart"/>
-      <w:r>
-        <w:t>success</w:t>
-      </w:r>
-      <w:proofErr w:type="spellEnd"/>
-      <w:r>
-        <w:t xml:space="preserve"> </w:t>
-      </w:r>
-      <w:proofErr w:type="spellStart"/>
-      <w:r>
-        <w:t>rates</w:t>
-      </w:r>
-      <w:proofErr w:type="spellEnd"/>
-      <w:r>
-        <w:t xml:space="preserve"> </w:t>
-      </w:r>
-      <w:proofErr w:type="spellStart"/>
-      <w:r>
-        <w:t>and</w:t>
-      </w:r>
-      <w:proofErr w:type="spellEnd"/>
-      <w:r>
-        <w:t xml:space="preserve"> </w:t>
-      </w:r>
-      <w:proofErr w:type="spellStart"/>
-      <w:r>
-        <w:t>carry</w:t>
-      </w:r>
-      <w:proofErr w:type="spellEnd"/>
-      <w:r>
-        <w:t xml:space="preserve"> </w:t>
-      </w:r>
-      <w:proofErr w:type="spellStart"/>
-      <w:r>
-        <w:t>distances</w:t>
-      </w:r>
-      <w:proofErr w:type="spellEnd"/>
-      <w:r>
-        <w:t>.</w:t>
-      </w:r>
-    </w:p>
-    <w:p>
-      <w:pPr>
-        <w:spacing w:after="120"/>
-      </w:pPr>
-      <w:proofErr w:type="spellStart"/>
-      <w:r>
-        <w:rPr>
-          <w:b/>
-          <w:bCs/>
-        </w:rPr>
-        <w:t>Planned</w:t>
-      </w:r>
-      <w:proofErr w:type="spellEnd"/>
-      <w:r>
-        <w:rPr>
-          <w:b/>
-          <w:bCs/>
-        </w:rPr>
-        <w:t xml:space="preserve"> </w:t>
-      </w:r>
-      <w:proofErr w:type="spellStart"/>
-      <w:r>
-        <w:rPr>
-          <w:b/>
-          <w:bCs/>
-        </w:rPr>
-        <w:t>Steps</w:t>
+        <w:t>preprocessing</w:t>
       </w:r>
       <w:proofErr w:type="spellEnd"/>
     </w:p>
@@ -868,8 +820,13 @@
         </w:numPr>
         <w:spacing w:after="100"/>
       </w:pPr>
-      <w:r>
-        <w:t xml:space="preserve">EDA </w:t>
+      <w:proofErr w:type="spellStart"/>
+      <w:r>
+        <w:t>Exploratory</w:t>
+      </w:r>
+      <w:proofErr w:type="spellEnd"/>
+      <w:r>
+        <w:t xml:space="preserve"> Data Analysis (EDA) </w:t>
       </w:r>
       <w:proofErr w:type="spellStart"/>
       <w:r>
@@ -881,31 +838,7 @@
       </w:r>
       <w:proofErr w:type="spellStart"/>
       <w:r>
-        <w:t>hypothesis</w:t>
-      </w:r>
-      <w:proofErr w:type="spellEnd"/>
-      <w:r>
-        <w:t xml:space="preserve"> </w:t>
-      </w:r>
-      <w:proofErr w:type="spellStart"/>
-      <w:r>
-        <w:t>testing</w:t>
-      </w:r>
-      <w:proofErr w:type="spellEnd"/>
-      <w:r>
-        <w:t xml:space="preserve"> on </w:t>
-      </w:r>
-      <w:proofErr w:type="spellStart"/>
-      <w:r>
-        <w:t>seasonal</w:t>
-      </w:r>
-      <w:proofErr w:type="spellEnd"/>
-      <w:r>
-        <w:t xml:space="preserve"> </w:t>
-      </w:r>
-      <w:proofErr w:type="spellStart"/>
-      <w:r>
-        <w:t>trends</w:t>
+        <w:t>visualization</w:t>
       </w:r>
       <w:proofErr w:type="spellEnd"/>
     </w:p>
@@ -918,32 +851,53 @@
         </w:numPr>
         <w:spacing w:after="100"/>
       </w:pPr>
-      <w:r>
-        <w:t xml:space="preserve">PCA </w:t>
-      </w:r>
-      <w:proofErr w:type="spellStart"/>
-      <w:r>
-        <w:t>to</w:t>
-      </w:r>
-      <w:proofErr w:type="spellEnd"/>
-      <w:r>
-        <w:t xml:space="preserve"> </w:t>
-      </w:r>
-      <w:proofErr w:type="spellStart"/>
-      <w:r>
-        <w:t>build</w:t>
-      </w:r>
-      <w:proofErr w:type="spellEnd"/>
-      <w:r>
-        <w:t xml:space="preserve"> a </w:t>
-      </w:r>
-      <w:proofErr w:type="spellStart"/>
-      <w:r>
-        <w:t>Physicality</w:t>
-      </w:r>
-      <w:proofErr w:type="spellEnd"/>
-      <w:r>
-        <w:t xml:space="preserve"> Index </w:t>
+      <w:proofErr w:type="spellStart"/>
+      <w:r>
+        <w:t>Hypothesis</w:t>
+      </w:r>
+      <w:proofErr w:type="spellEnd"/>
+      <w:r>
+        <w:t xml:space="preserve"> </w:t>
+      </w:r>
+      <w:proofErr w:type="spellStart"/>
+      <w:r>
+        <w:t>testing</w:t>
+      </w:r>
+      <w:proofErr w:type="spellEnd"/>
+      <w:r>
+        <w:t xml:space="preserve"> on </w:t>
+      </w:r>
+      <w:proofErr w:type="spellStart"/>
+      <w:r>
+        <w:t>relationships</w:t>
+      </w:r>
+      <w:proofErr w:type="spellEnd"/>
+      <w:r>
+        <w:t xml:space="preserve"> </w:t>
+      </w:r>
+      <w:proofErr w:type="spellStart"/>
+      <w:r>
+        <w:t>between</w:t>
+      </w:r>
+      <w:proofErr w:type="spellEnd"/>
+      <w:r>
+        <w:t xml:space="preserve"> </w:t>
+      </w:r>
+      <w:proofErr w:type="spellStart"/>
+      <w:r>
+        <w:t>audio</w:t>
+      </w:r>
+      <w:proofErr w:type="spellEnd"/>
+      <w:r>
+        <w:t xml:space="preserve"> </w:t>
+      </w:r>
+      <w:proofErr w:type="spellStart"/>
+      <w:r>
+        <w:t>features</w:t>
+      </w:r>
+      <w:proofErr w:type="spellEnd"/>
+      <w:r>
+        <w:t xml:space="preserve"> </w:t>
       </w:r>
       <w:proofErr w:type="spellStart"/>
       <w:r>
@@ -951,16 +905,13 @@
       </w:r>
       <w:proofErr w:type="spellEnd"/>
       <w:r>
-        <w:t xml:space="preserve"> Technical </w:t>
-      </w:r>
-      <w:proofErr w:type="spellStart"/>
-      <w:r>
-        <w:t>Quality</w:t>
-      </w:r>
-      <w:proofErr w:type="spellEnd"/>
-      <w:r>
-        <w:t xml:space="preserve"> Index</w:t>
-      </w:r>
+        <w:t xml:space="preserve"> </w:t>
+      </w:r>
+      <w:proofErr w:type="spellStart"/>
+      <w:r>
+        <w:t>popularity</w:t>
+      </w:r>
+      <w:proofErr w:type="spellEnd"/>
     </w:p>
     <w:p>
       <w:pPr>
@@ -971,16 +922,45 @@
         </w:numPr>
         <w:spacing w:after="100"/>
       </w:pPr>
-      <w:r>
-        <w:t xml:space="preserve">ML </w:t>
-      </w:r>
-      <w:proofErr w:type="spellStart"/>
-      <w:r>
-        <w:t>models</w:t>
-      </w:r>
-      <w:proofErr w:type="spellEnd"/>
-      <w:r>
-        <w:t xml:space="preserve"> (</w:t>
+      <w:proofErr w:type="spellStart"/>
+      <w:r>
+        <w:t>Build</w:t>
+      </w:r>
+      <w:proofErr w:type="spellEnd"/>
+      <w:r>
+        <w:t xml:space="preserve"> a </w:t>
+      </w:r>
+      <w:proofErr w:type="spellStart"/>
+      <w:r>
+        <w:t>Popularity</w:t>
+      </w:r>
+      <w:proofErr w:type="spellEnd"/>
+      <w:r>
+        <w:t xml:space="preserve"> </w:t>
+      </w:r>
+      <w:proofErr w:type="spellStart"/>
+      <w:r>
+        <w:t>Prediction</w:t>
+      </w:r>
+      <w:proofErr w:type="spellEnd"/>
+      <w:r>
+        <w:t xml:space="preserve"> Model </w:t>
+      </w:r>
+      <w:proofErr w:type="spellStart"/>
+      <w:r>
+        <w:t>using</w:t>
+      </w:r>
+      <w:proofErr w:type="spellEnd"/>
+      <w:r>
+        <w:t xml:space="preserve"> </w:t>
+      </w:r>
+      <w:proofErr w:type="spellStart"/>
+      <w:r>
+        <w:t>Regression</w:t>
+      </w:r>
+      <w:proofErr w:type="spellEnd"/>
+      <w:r>
+        <w:t xml:space="preserve"> / </w:t>
       </w:r>
       <w:proofErr w:type="spellStart"/>
       <w:r>
@@ -995,112 +975,89 @@
         <w:t>Forest</w:t>
       </w:r>
       <w:proofErr w:type="spellEnd"/>
-      <w:r>
-        <w:t xml:space="preserve">, </w:t>
-      </w:r>
-      <w:proofErr w:type="spellStart"/>
-      <w:r>
-        <w:t>XGBoost</w:t>
-      </w:r>
-      <w:proofErr w:type="spellEnd"/>
-      <w:r>
-        <w:t xml:space="preserve">) </w:t>
-      </w:r>
-      <w:proofErr w:type="spellStart"/>
-      <w:r>
-        <w:t>to</w:t>
-      </w:r>
-      <w:proofErr w:type="spellEnd"/>
-      <w:r>
-        <w:t xml:space="preserve"> </w:t>
-      </w:r>
-      <w:proofErr w:type="spellStart"/>
-      <w:r>
-        <w:t>identify</w:t>
-      </w:r>
-      <w:proofErr w:type="spellEnd"/>
-      <w:r>
-        <w:t xml:space="preserve"> </w:t>
-      </w:r>
-      <w:proofErr w:type="spellStart"/>
-      <w:r>
-        <w:t>which</w:t>
-      </w:r>
-      <w:proofErr w:type="spellEnd"/>
-      <w:r>
-        <w:t xml:space="preserve"> </w:t>
-      </w:r>
-      <w:proofErr w:type="spellStart"/>
-      <w:r>
-        <w:t>metric</w:t>
-      </w:r>
-      <w:proofErr w:type="spellEnd"/>
-      <w:r>
-        <w:t xml:space="preserve"> </w:t>
-      </w:r>
-      <w:proofErr w:type="spellStart"/>
-      <w:r>
-        <w:t>category</w:t>
-      </w:r>
-      <w:proofErr w:type="spellEnd"/>
-      <w:r>
-        <w:t xml:space="preserve"> </w:t>
-      </w:r>
-      <w:proofErr w:type="spellStart"/>
-      <w:r>
-        <w:t>better</w:t>
-      </w:r>
-      <w:proofErr w:type="spellEnd"/>
-      <w:r>
-        <w:t xml:space="preserve"> </w:t>
-      </w:r>
-      <w:proofErr w:type="spellStart"/>
-      <w:r>
-        <w:t>predicts</w:t>
-      </w:r>
-      <w:proofErr w:type="spellEnd"/>
-      <w:r>
-        <w:t xml:space="preserve"> </w:t>
-      </w:r>
-      <w:proofErr w:type="spellStart"/>
-      <w:r>
-        <w:t>points</w:t>
-      </w:r>
-      <w:proofErr w:type="spellEnd"/>
-      <w:r>
-        <w:t xml:space="preserve"> </w:t>
-      </w:r>
-      <w:proofErr w:type="spellStart"/>
-      <w:r>
-        <w:t>per</w:t>
-      </w:r>
-      <w:proofErr w:type="spellEnd"/>
-      <w:r>
-        <w:t xml:space="preserve"> </w:t>
-      </w:r>
-      <w:proofErr w:type="spellStart"/>
-      <w:r>
-        <w:t>game</w:t>
-      </w:r>
-      <w:proofErr w:type="spellEnd"/>
-      <w:r>
-        <w:t xml:space="preserve"> in </w:t>
-      </w:r>
-      <w:proofErr w:type="spellStart"/>
-      <w:r>
-        <w:t>each</w:t>
-      </w:r>
-      <w:proofErr w:type="spellEnd"/>
-      <w:r>
-        <w:t xml:space="preserve"> </w:t>
-      </w:r>
-      <w:proofErr w:type="spellStart"/>
-      <w:r>
-        <w:t>season</w:t>
-      </w:r>
-      <w:proofErr w:type="spellEnd"/>
     </w:p>
-    <w:p/>
+    <w:p>
+      <w:pPr>
+        <w:pStyle w:val="ListeParagraf"/>
+        <w:numPr>
+          <w:ilvl w:val="0"/>
+          <w:numId w:val="2"/>
+        </w:numPr>
+        <w:spacing w:after="100"/>
+      </w:pPr>
+      <w:proofErr w:type="spellStart"/>
+      <w:r>
+        <w:t>Compare</w:t>
+      </w:r>
+      <w:proofErr w:type="spellEnd"/>
+      <w:r>
+        <w:t xml:space="preserve"> </w:t>
+      </w:r>
+      <w:proofErr w:type="spellStart"/>
+      <w:r>
+        <w:t>the</w:t>
+      </w:r>
+      <w:proofErr w:type="spellEnd"/>
+      <w:r>
+        <w:t xml:space="preserve"> </w:t>
+      </w:r>
+      <w:proofErr w:type="spellStart"/>
+      <w:r>
+        <w:t>impact</w:t>
+      </w:r>
+      <w:proofErr w:type="spellEnd"/>
+      <w:r>
+        <w:t xml:space="preserve"> of </w:t>
+      </w:r>
+      <w:proofErr w:type="spellStart"/>
+      <w:r>
+        <w:t>song-level</w:t>
+      </w:r>
+      <w:proofErr w:type="spellEnd"/>
+      <w:r>
+        <w:t xml:space="preserve"> </w:t>
+      </w:r>
+      <w:proofErr w:type="spellStart"/>
+      <w:r>
+        <w:t>features</w:t>
+      </w:r>
+      <w:proofErr w:type="spellEnd"/>
+      <w:r>
+        <w:t xml:space="preserve"> </w:t>
+      </w:r>
+      <w:proofErr w:type="spellStart"/>
+      <w:r>
+        <w:t>and</w:t>
+      </w:r>
+      <w:proofErr w:type="spellEnd"/>
+      <w:r>
+        <w:t xml:space="preserve"> artist-</w:t>
+      </w:r>
+      <w:proofErr w:type="spellStart"/>
+      <w:r>
+        <w:t>level</w:t>
+      </w:r>
+      <w:proofErr w:type="spellEnd"/>
+      <w:r>
+        <w:t xml:space="preserve"> </w:t>
+      </w:r>
+      <w:proofErr w:type="spellStart"/>
+      <w:r>
+        <w:t>enrichment</w:t>
+      </w:r>
+      <w:proofErr w:type="spellEnd"/>
+      <w:r>
+        <w:t xml:space="preserve"> </w:t>
+      </w:r>
+      <w:proofErr w:type="spellStart"/>
+      <w:r>
+        <w:t>variables</w:t>
+      </w:r>
+      <w:proofErr w:type="spellEnd"/>
+      <w:r>
+        <w:t>.</w:t>
+      </w:r>
+    </w:p>
     <w:p>
       <w:pPr>
         <w:spacing w:after="120"/>
@@ -1169,67 +1126,307 @@
       </w:r>
       <w:proofErr w:type="spellStart"/>
       <w:r>
-        <w:t>while</w:t>
-      </w:r>
-      <w:proofErr w:type="spellEnd"/>
-      <w:r>
-        <w:t xml:space="preserve"> </w:t>
-      </w:r>
-      <w:proofErr w:type="spellStart"/>
-      <w:r>
-        <w:t>physical</w:t>
-      </w:r>
-      <w:proofErr w:type="spellEnd"/>
-      <w:r>
-        <w:t xml:space="preserve"> </w:t>
-      </w:r>
-      <w:proofErr w:type="spellStart"/>
-      <w:r>
-        <w:t>metrics</w:t>
-      </w:r>
-      <w:proofErr w:type="spellEnd"/>
-      <w:r>
-        <w:t xml:space="preserve"> </w:t>
-      </w:r>
-      <w:proofErr w:type="spellStart"/>
-      <w:r>
-        <w:t>were</w:t>
-      </w:r>
-      <w:proofErr w:type="spellEnd"/>
-      <w:r>
-        <w:t xml:space="preserve"> </w:t>
-      </w:r>
-      <w:proofErr w:type="spellStart"/>
-      <w:r>
-        <w:t>once</w:t>
-      </w:r>
-      <w:proofErr w:type="spellEnd"/>
-      <w:r>
-        <w:t xml:space="preserve"> </w:t>
-      </w:r>
-      <w:proofErr w:type="spellStart"/>
-      <w:r>
-        <w:t>the</w:t>
-      </w:r>
-      <w:proofErr w:type="spellEnd"/>
-      <w:r>
-        <w:t xml:space="preserve"> </w:t>
-      </w:r>
-      <w:proofErr w:type="gramStart"/>
-      <w:r>
-        <w:t>dominant</w:t>
-      </w:r>
-      <w:proofErr w:type="gramEnd"/>
-      <w:r>
-        <w:t xml:space="preserve"> </w:t>
-      </w:r>
-      <w:proofErr w:type="spellStart"/>
-      <w:r>
-        <w:t>predictor</w:t>
-      </w:r>
-      <w:proofErr w:type="spellEnd"/>
-      <w:r>
-        <w:t xml:space="preserve"> of </w:t>
+        <w:t>songs</w:t>
+      </w:r>
+      <w:proofErr w:type="spellEnd"/>
+      <w:r>
+        <w:t xml:space="preserve"> </w:t>
+      </w:r>
+      <w:proofErr w:type="spellStart"/>
+      <w:r>
+        <w:t>with</w:t>
+      </w:r>
+      <w:proofErr w:type="spellEnd"/>
+      <w:r>
+        <w:t xml:space="preserve"> </w:t>
+      </w:r>
+      <w:proofErr w:type="spellStart"/>
+      <w:r>
+        <w:t>higher</w:t>
+      </w:r>
+      <w:proofErr w:type="spellEnd"/>
+      <w:r>
+        <w:t xml:space="preserve"> </w:t>
+      </w:r>
+      <w:proofErr w:type="spellStart"/>
+      <w:r>
+        <w:t>danceability</w:t>
+      </w:r>
+      <w:proofErr w:type="spellEnd"/>
+      <w:r>
+        <w:t xml:space="preserve">, </w:t>
+      </w:r>
+      <w:proofErr w:type="spellStart"/>
+      <w:r>
+        <w:t>energy</w:t>
+      </w:r>
+      <w:proofErr w:type="spellEnd"/>
+      <w:r>
+        <w:t xml:space="preserve">, </w:t>
+      </w:r>
+      <w:proofErr w:type="spellStart"/>
+      <w:r>
+        <w:t>and</w:t>
+      </w:r>
+      <w:proofErr w:type="spellEnd"/>
+      <w:r>
+        <w:t xml:space="preserve"> </w:t>
+      </w:r>
+      <w:proofErr w:type="spellStart"/>
+      <w:r>
+        <w:t>loudness</w:t>
+      </w:r>
+      <w:proofErr w:type="spellEnd"/>
+      <w:r>
+        <w:t xml:space="preserve"> </w:t>
+      </w:r>
+      <w:proofErr w:type="spellStart"/>
+      <w:r>
+        <w:t>will</w:t>
+      </w:r>
+      <w:proofErr w:type="spellEnd"/>
+      <w:r>
+        <w:t xml:space="preserve"> </w:t>
+      </w:r>
+      <w:proofErr w:type="spellStart"/>
+      <w:r>
+        <w:t>tend</w:t>
+      </w:r>
+      <w:proofErr w:type="spellEnd"/>
+      <w:r>
+        <w:t xml:space="preserve"> </w:t>
+      </w:r>
+      <w:proofErr w:type="spellStart"/>
+      <w:r>
+        <w:t>to</w:t>
+      </w:r>
+      <w:proofErr w:type="spellEnd"/>
+      <w:r>
+        <w:t xml:space="preserve"> </w:t>
+      </w:r>
+      <w:proofErr w:type="spellStart"/>
+      <w:r>
+        <w:t>have</w:t>
+      </w:r>
+      <w:proofErr w:type="spellEnd"/>
+      <w:r>
+        <w:t xml:space="preserve"> </w:t>
+      </w:r>
+      <w:proofErr w:type="spellStart"/>
+      <w:r>
+        <w:t>higher</w:t>
+      </w:r>
+      <w:proofErr w:type="spellEnd"/>
+      <w:r>
+        <w:t xml:space="preserve"> </w:t>
+      </w:r>
+      <w:proofErr w:type="spellStart"/>
+      <w:r>
+        <w:t>popularity</w:t>
+      </w:r>
+      <w:proofErr w:type="spellEnd"/>
+      <w:r>
+        <w:t xml:space="preserve"> </w:t>
+      </w:r>
+      <w:proofErr w:type="spellStart"/>
+      <w:r>
+        <w:t>scores</w:t>
+      </w:r>
+      <w:proofErr w:type="spellEnd"/>
+      <w:r>
+        <w:t xml:space="preserve">. </w:t>
+      </w:r>
+      <w:proofErr w:type="spellStart"/>
+      <w:r>
+        <w:t>In</w:t>
+      </w:r>
+      <w:proofErr w:type="spellEnd"/>
+      <w:r>
+        <w:t xml:space="preserve"> </w:t>
+      </w:r>
+      <w:proofErr w:type="spellStart"/>
+      <w:r>
+        <w:t>addition</w:t>
+      </w:r>
+      <w:proofErr w:type="spellEnd"/>
+      <w:r>
+        <w:t>, artist-</w:t>
+      </w:r>
+      <w:proofErr w:type="spellStart"/>
+      <w:r>
+        <w:t>level</w:t>
+      </w:r>
+      <w:proofErr w:type="spellEnd"/>
+      <w:r>
+        <w:t xml:space="preserve"> </w:t>
+      </w:r>
+      <w:proofErr w:type="spellStart"/>
+      <w:r>
+        <w:t>factors</w:t>
+      </w:r>
+      <w:proofErr w:type="spellEnd"/>
+      <w:r>
+        <w:t xml:space="preserve"> </w:t>
+      </w:r>
+      <w:proofErr w:type="spellStart"/>
+      <w:r>
+        <w:t>such</w:t>
+      </w:r>
+      <w:proofErr w:type="spellEnd"/>
+      <w:r>
+        <w:t xml:space="preserve"> as </w:t>
+      </w:r>
+      <w:proofErr w:type="spellStart"/>
+      <w:r>
+        <w:t>followers</w:t>
+      </w:r>
+      <w:proofErr w:type="spellEnd"/>
+      <w:r>
+        <w:t xml:space="preserve"> </w:t>
+      </w:r>
+      <w:proofErr w:type="spellStart"/>
+      <w:r>
+        <w:t>and</w:t>
+      </w:r>
+      <w:proofErr w:type="spellEnd"/>
+      <w:r>
+        <w:t xml:space="preserve"> </w:t>
+      </w:r>
+      <w:proofErr w:type="spellStart"/>
+      <w:r>
+        <w:t>ranking</w:t>
+      </w:r>
+      <w:proofErr w:type="spellEnd"/>
+      <w:r>
+        <w:t xml:space="preserve"> </w:t>
+      </w:r>
+      <w:proofErr w:type="spellStart"/>
+      <w:r>
+        <w:t>are</w:t>
+      </w:r>
+      <w:proofErr w:type="spellEnd"/>
+      <w:r>
+        <w:t xml:space="preserve"> </w:t>
+      </w:r>
+      <w:proofErr w:type="spellStart"/>
+      <w:r>
+        <w:t>expected</w:t>
+      </w:r>
+      <w:proofErr w:type="spellEnd"/>
+      <w:r>
+        <w:t xml:space="preserve"> </w:t>
+      </w:r>
+      <w:proofErr w:type="spellStart"/>
+      <w:r>
+        <w:t>to</w:t>
+      </w:r>
+      <w:proofErr w:type="spellEnd"/>
+      <w:r>
+        <w:t xml:space="preserve"> </w:t>
+      </w:r>
+      <w:proofErr w:type="spellStart"/>
+      <w:r>
+        <w:t>significantly</w:t>
+      </w:r>
+      <w:proofErr w:type="spellEnd"/>
+      <w:r>
+        <w:t xml:space="preserve"> </w:t>
+      </w:r>
+      <w:proofErr w:type="spellStart"/>
+      <w:r>
+        <w:t>improve</w:t>
+      </w:r>
+      <w:proofErr w:type="spellEnd"/>
+      <w:r>
+        <w:t xml:space="preserve"> </w:t>
+      </w:r>
+      <w:proofErr w:type="spellStart"/>
+      <w:r>
+        <w:t>popularity</w:t>
+      </w:r>
+      <w:proofErr w:type="spellEnd"/>
+      <w:r>
+        <w:t xml:space="preserve"> </w:t>
+      </w:r>
+      <w:proofErr w:type="spellStart"/>
+      <w:r>
+        <w:t>prediction</w:t>
+      </w:r>
+      <w:proofErr w:type="spellEnd"/>
+      <w:r>
+        <w:t xml:space="preserve"> </w:t>
+      </w:r>
+      <w:proofErr w:type="spellStart"/>
+      <w:r>
+        <w:t>performance</w:t>
+      </w:r>
+      <w:proofErr w:type="spellEnd"/>
+      <w:r>
+        <w:t xml:space="preserve">. </w:t>
+      </w:r>
+      <w:proofErr w:type="spellStart"/>
+      <w:r>
+        <w:t>The</w:t>
+      </w:r>
+      <w:proofErr w:type="spellEnd"/>
+      <w:r>
+        <w:t xml:space="preserve"> </w:t>
+      </w:r>
+      <w:proofErr w:type="spellStart"/>
+      <w:r>
+        <w:t>results</w:t>
+      </w:r>
+      <w:proofErr w:type="spellEnd"/>
+      <w:r>
+        <w:t xml:space="preserve"> </w:t>
+      </w:r>
+      <w:proofErr w:type="spellStart"/>
+      <w:r>
+        <w:t>will</w:t>
+      </w:r>
+      <w:proofErr w:type="spellEnd"/>
+      <w:r>
+        <w:t xml:space="preserve"> </w:t>
+      </w:r>
+      <w:proofErr w:type="spellStart"/>
+      <w:r>
+        <w:t>provide</w:t>
+      </w:r>
+      <w:proofErr w:type="spellEnd"/>
+      <w:r>
+        <w:t xml:space="preserve"> </w:t>
+      </w:r>
+      <w:proofErr w:type="spellStart"/>
+      <w:r>
+        <w:t>insights</w:t>
+      </w:r>
+      <w:proofErr w:type="spellEnd"/>
+      <w:r>
+        <w:t xml:space="preserve"> </w:t>
+      </w:r>
+      <w:proofErr w:type="spellStart"/>
+      <w:r>
+        <w:t>into</w:t>
+      </w:r>
+      <w:proofErr w:type="spellEnd"/>
+      <w:r>
+        <w:t xml:space="preserve"> </w:t>
+      </w:r>
+      <w:proofErr w:type="spellStart"/>
+      <w:r>
+        <w:t>whether</w:t>
+      </w:r>
+      <w:proofErr w:type="spellEnd"/>
+      <w:r>
+        <w:t xml:space="preserve"> </w:t>
+      </w:r>
+      <w:proofErr w:type="spellStart"/>
+      <w:r>
+        <w:t>song</w:t>
+      </w:r>
+      <w:proofErr w:type="spellEnd"/>
+      <w:r>
+        <w:t xml:space="preserve"> </w:t>
       </w:r>
       <w:proofErr w:type="spellStart"/>
       <w:r>
@@ -1237,232 +1434,15 @@
       </w:r>
       <w:proofErr w:type="spellEnd"/>
       <w:r>
-        <w:t xml:space="preserve"> in top</w:t>
-      </w:r>
-      <w:r>
-        <w:t xml:space="preserve"> </w:t>
-      </w:r>
-      <w:proofErr w:type="spellStart"/>
-      <w:r>
-        <w:t>flight</w:t>
-      </w:r>
-      <w:proofErr w:type="spellEnd"/>
-      <w:r>
-        <w:t xml:space="preserve"> </w:t>
-      </w:r>
-      <w:proofErr w:type="spellStart"/>
-      <w:r>
-        <w:t>football</w:t>
-      </w:r>
-      <w:proofErr w:type="spellEnd"/>
-      <w:r>
-        <w:t xml:space="preserve">, </w:t>
-      </w:r>
-      <w:proofErr w:type="spellStart"/>
-      <w:r>
-        <w:t>technical</w:t>
-      </w:r>
-      <w:proofErr w:type="spellEnd"/>
-      <w:r>
-        <w:t xml:space="preserve"> </w:t>
-      </w:r>
-      <w:proofErr w:type="spellStart"/>
-      <w:r>
-        <w:t>quality</w:t>
-      </w:r>
-      <w:proofErr w:type="spellEnd"/>
-      <w:r>
-        <w:t xml:space="preserve"> has </w:t>
-      </w:r>
-      <w:proofErr w:type="spellStart"/>
-      <w:r>
-        <w:t>gradually</w:t>
-      </w:r>
-      <w:proofErr w:type="spellEnd"/>
-      <w:r>
-        <w:t xml:space="preserve"> </w:t>
-      </w:r>
-      <w:proofErr w:type="spellStart"/>
-      <w:r>
-        <w:t>overtaken</w:t>
-      </w:r>
-      <w:proofErr w:type="spellEnd"/>
-      <w:r>
-        <w:t xml:space="preserve"> </w:t>
-      </w:r>
-      <w:proofErr w:type="spellStart"/>
-      <w:r>
-        <w:t>physicality</w:t>
-      </w:r>
-      <w:proofErr w:type="spellEnd"/>
-      <w:r>
-        <w:t xml:space="preserve"> as </w:t>
-      </w:r>
-      <w:proofErr w:type="spellStart"/>
-      <w:r>
-        <w:t>the</w:t>
-      </w:r>
-      <w:proofErr w:type="spellEnd"/>
-      <w:r>
-        <w:t xml:space="preserve"> </w:t>
-      </w:r>
-      <w:proofErr w:type="spellStart"/>
-      <w:r>
-        <w:t>stronger</w:t>
-      </w:r>
-      <w:proofErr w:type="spellEnd"/>
-      <w:r>
-        <w:t xml:space="preserve"> </w:t>
-      </w:r>
-      <w:proofErr w:type="spellStart"/>
-      <w:r>
-        <w:t>driver</w:t>
-      </w:r>
-      <w:proofErr w:type="spellEnd"/>
-      <w:r>
-        <w:t xml:space="preserve"> of </w:t>
-      </w:r>
-      <w:proofErr w:type="spellStart"/>
-      <w:r>
-        <w:t>team</w:t>
-      </w:r>
-      <w:proofErr w:type="spellEnd"/>
-      <w:r>
-        <w:t xml:space="preserve"> </w:t>
-      </w:r>
-      <w:proofErr w:type="spellStart"/>
-      <w:r>
-        <w:t>performance</w:t>
-      </w:r>
-      <w:proofErr w:type="spellEnd"/>
-      <w:r>
-        <w:t xml:space="preserve">. </w:t>
-      </w:r>
-      <w:proofErr w:type="spellStart"/>
-      <w:r>
-        <w:t>This</w:t>
-      </w:r>
-      <w:proofErr w:type="spellEnd"/>
-      <w:r>
-        <w:t xml:space="preserve"> </w:t>
-      </w:r>
-      <w:proofErr w:type="spellStart"/>
-      <w:r>
-        <w:t>project</w:t>
-      </w:r>
-      <w:proofErr w:type="spellEnd"/>
-      <w:r>
-        <w:t xml:space="preserve"> </w:t>
-      </w:r>
-      <w:proofErr w:type="spellStart"/>
-      <w:r>
-        <w:t>hypothesizes</w:t>
-      </w:r>
-      <w:proofErr w:type="spellEnd"/>
-      <w:r>
-        <w:t xml:space="preserve"> </w:t>
-      </w:r>
-      <w:proofErr w:type="spellStart"/>
-      <w:r>
-        <w:t>that</w:t>
-      </w:r>
-      <w:proofErr w:type="spellEnd"/>
-      <w:r>
-        <w:t xml:space="preserve"> </w:t>
-      </w:r>
-      <w:proofErr w:type="spellStart"/>
-      <w:r>
-        <w:t>over</w:t>
-      </w:r>
-      <w:proofErr w:type="spellEnd"/>
-      <w:r>
-        <w:t xml:space="preserve"> </w:t>
-      </w:r>
-      <w:proofErr w:type="spellStart"/>
-      <w:r>
-        <w:t>the</w:t>
-      </w:r>
-      <w:proofErr w:type="spellEnd"/>
-      <w:r>
-        <w:t xml:space="preserve"> 2020–202</w:t>
-      </w:r>
-      <w:r>
-        <w:t>5</w:t>
-      </w:r>
-      <w:r>
-        <w:t xml:space="preserve"> </w:t>
-      </w:r>
-      <w:proofErr w:type="spellStart"/>
-      <w:r>
-        <w:t>period</w:t>
-      </w:r>
-      <w:proofErr w:type="spellEnd"/>
-      <w:r>
-        <w:t xml:space="preserve"> in </w:t>
-      </w:r>
-      <w:proofErr w:type="spellStart"/>
-      <w:r>
-        <w:t>the</w:t>
-      </w:r>
-      <w:proofErr w:type="spellEnd"/>
-      <w:r>
-        <w:t xml:space="preserve"> </w:t>
-      </w:r>
-      <w:proofErr w:type="spellStart"/>
-      <w:r>
-        <w:t>Premier</w:t>
-      </w:r>
-      <w:proofErr w:type="spellEnd"/>
-      <w:r>
-        <w:t xml:space="preserve"> </w:t>
-      </w:r>
-      <w:proofErr w:type="spellStart"/>
-      <w:r>
-        <w:t>League</w:t>
-      </w:r>
-      <w:proofErr w:type="spellEnd"/>
-      <w:r>
-        <w:t xml:space="preserve">, </w:t>
-      </w:r>
-      <w:proofErr w:type="spellStart"/>
-      <w:r>
-        <w:t>technical</w:t>
-      </w:r>
-      <w:proofErr w:type="spellEnd"/>
-      <w:r>
-        <w:t xml:space="preserve"> </w:t>
-      </w:r>
-      <w:proofErr w:type="spellStart"/>
-      <w:r>
-        <w:t>metrics</w:t>
-      </w:r>
-      <w:proofErr w:type="spellEnd"/>
-      <w:r>
-        <w:t xml:space="preserve"> </w:t>
-      </w:r>
-      <w:proofErr w:type="spellStart"/>
-      <w:r>
-        <w:t>will</w:t>
-      </w:r>
-      <w:proofErr w:type="spellEnd"/>
-      <w:r>
-        <w:t xml:space="preserve"> </w:t>
-      </w:r>
-      <w:proofErr w:type="spellStart"/>
-      <w:r>
-        <w:t>prove</w:t>
-      </w:r>
-      <w:proofErr w:type="spellEnd"/>
-      <w:r>
-        <w:t xml:space="preserve"> </w:t>
-      </w:r>
-      <w:proofErr w:type="spellStart"/>
-      <w:r>
-        <w:t>to</w:t>
-      </w:r>
-      <w:proofErr w:type="spellEnd"/>
-      <w:r>
-        <w:t xml:space="preserve"> be </w:t>
+        <w:t xml:space="preserve"> </w:t>
+      </w:r>
+      <w:proofErr w:type="spellStart"/>
+      <w:r>
+        <w:t>depends</w:t>
+      </w:r>
+      <w:proofErr w:type="spellEnd"/>
+      <w:r>
+        <w:t xml:space="preserve"> </w:t>
       </w:r>
       <w:proofErr w:type="spellStart"/>
       <w:r>
@@ -1470,79 +1450,40 @@
       </w:r>
       <w:proofErr w:type="spellEnd"/>
       <w:r>
-        <w:t xml:space="preserve"> </w:t>
-      </w:r>
-      <w:proofErr w:type="spellStart"/>
-      <w:r>
-        <w:t>strongly</w:t>
-      </w:r>
-      <w:proofErr w:type="spellEnd"/>
-      <w:r>
-        <w:t xml:space="preserve"> </w:t>
-      </w:r>
-      <w:proofErr w:type="spellStart"/>
-      <w:r>
-        <w:t>associated</w:t>
-      </w:r>
-      <w:proofErr w:type="spellEnd"/>
-      <w:r>
-        <w:t xml:space="preserve"> </w:t>
-      </w:r>
-      <w:proofErr w:type="spellStart"/>
-      <w:r>
-        <w:t>with</w:t>
-      </w:r>
-      <w:proofErr w:type="spellEnd"/>
-      <w:r>
-        <w:t xml:space="preserve"> </w:t>
-      </w:r>
-      <w:proofErr w:type="spellStart"/>
-      <w:r>
-        <w:t>league</w:t>
-      </w:r>
-      <w:proofErr w:type="spellEnd"/>
-      <w:r>
-        <w:t xml:space="preserve"> </w:t>
-      </w:r>
-      <w:proofErr w:type="spellStart"/>
-      <w:r>
-        <w:t>success</w:t>
-      </w:r>
-      <w:proofErr w:type="spellEnd"/>
-      <w:r>
-        <w:t xml:space="preserve"> </w:t>
-      </w:r>
-      <w:proofErr w:type="spellStart"/>
-      <w:r>
-        <w:t>than</w:t>
-      </w:r>
-      <w:proofErr w:type="spellEnd"/>
-      <w:r>
-        <w:t xml:space="preserve"> </w:t>
-      </w:r>
-      <w:proofErr w:type="spellStart"/>
-      <w:r>
-        <w:t>physical</w:t>
-      </w:r>
-      <w:proofErr w:type="spellEnd"/>
-      <w:r>
-        <w:t xml:space="preserve"> </w:t>
-      </w:r>
-      <w:proofErr w:type="spellStart"/>
-      <w:r>
-        <w:t>ones</w:t>
+        <w:t xml:space="preserve"> on </w:t>
+      </w:r>
+      <w:proofErr w:type="spellStart"/>
+      <w:r>
+        <w:t>musical</w:t>
+      </w:r>
+      <w:proofErr w:type="spellEnd"/>
+      <w:r>
+        <w:t xml:space="preserve"> </w:t>
+      </w:r>
+      <w:proofErr w:type="spellStart"/>
+      <w:r>
+        <w:t>characteristics</w:t>
+      </w:r>
+      <w:proofErr w:type="spellEnd"/>
+      <w:r>
+        <w:t xml:space="preserve"> </w:t>
+      </w:r>
+      <w:proofErr w:type="spellStart"/>
+      <w:r>
+        <w:t>or</w:t>
+      </w:r>
+      <w:proofErr w:type="spellEnd"/>
+      <w:r>
+        <w:t xml:space="preserve"> artist </w:t>
+      </w:r>
+      <w:proofErr w:type="spellStart"/>
+      <w:r>
+        <w:t>fame</w:t>
       </w:r>
       <w:proofErr w:type="spellEnd"/>
       <w:r>
         <w:t>.</w:t>
       </w:r>
-    </w:p>
-    <w:p>
-      <w:pPr>
-        <w:pStyle w:val="ListeParagraf"/>
-        <w:spacing w:after="100"/>
-        <w:ind w:left="720"/>
-      </w:pPr>
     </w:p>
     <w:sectPr>
       <w:pgSz w:w="11906" w:h="16838"/>
